--- a/reports/Yashchuk/lab1/rep/1лаб.docx
+++ b/reports/Yashchuk/lab1/rep/1лаб.docx
@@ -156,11 +156,9 @@
         </w:rPr>
         <w:t>По теме : «</w:t>
       </w:r>
-      <w:bookmarkStart w:id="0" w:name="docs-internal-guid-0383b9b9-7fff-b3f0-f1"/>
-      <w:bookmarkEnd w:id="0"/>
-      <w:r>
-        <w:rPr>
-          <w:rFonts w:ascii="Times New Roman;serif" w:hAnsi="Times New Roman;serif"/>
+      <w:r>
+        <w:rPr>
+          <w:rFonts w:cs="Times New Roman" w:ascii="Times New Roman;serif" w:hAnsi="Times New Roman;serif"/>
           <w:b/>
           <w:i w:val="false"/>
           <w:caps w:val="false"/>
@@ -174,7 +172,7 @@
           <w:effect w:val="none"/>
           <w:shd w:fill="auto" w:val="clear"/>
         </w:rPr>
-        <w:t>Реализация многослойного персептрона для решения задачи «исключающее ИЛИ»</w:t>
+        <w:t>Модели решения задач в интеллектуальных системах</w:t>
       </w:r>
       <w:r>
         <w:rPr/>
@@ -541,8 +539,8 @@
         </w:rPr>
         <w:t> </w:t>
       </w:r>
-      <w:bookmarkStart w:id="1" w:name="docs-internal-guid-7540e7b8-7fff-0571-65"/>
-      <w:bookmarkEnd w:id="1"/>
+      <w:bookmarkStart w:id="0" w:name="docs-internal-guid-7540e7b8-7fff-0571-65"/>
+      <w:bookmarkEnd w:id="0"/>
       <w:r>
         <w:rPr>
           <w:rFonts w:eastAsia="Times New Roman" w:cs="Times New Roman" w:ascii="Times New Roman;serif" w:hAnsi="Times New Roman;serif"/>
@@ -966,8 +964,6 @@
       <w:r>
         <w:rPr>
           <w:rFonts w:eastAsia="Times New Roman" w:cs="Times New Roman" w:ascii="Times New Roman" w:hAnsi="Times New Roman"/>
-          <w:b/>
-          <w:bCs/>
           <w:color w:val="000000"/>
           <w:sz w:val="28"/>
           <w:szCs w:val="28"/>
@@ -988,8 +984,6 @@
       <w:r>
         <w:rPr>
           <w:rFonts w:eastAsia="Times New Roman" w:cs="Times New Roman" w:ascii="Times New Roman" w:hAnsi="Times New Roman"/>
-          <w:b/>
-          <w:bCs/>
           <w:color w:val="000000"/>
           <w:sz w:val="28"/>
           <w:szCs w:val="28"/>
@@ -14970,17 +14964,7 @@
           <w:szCs w:val="28"/>
           <w:lang w:val="ru-RU"/>
         </w:rPr>
-        <w:t xml:space="preserve">Однослойный персептрон не смог достигнуть удовлетворительного значения ошибки так как задаче линейно неразделима. Многослойный пермептрон достиг заданного значения ошибки за 3535 эпох и имеет 100% точность на обучающих примерах. Так </w:t>
-      </w:r>
-      <w:r>
-        <w:rPr>
-          <w:rFonts w:eastAsia="Times New Roman" w:cs="Times New Roman" w:ascii="Times New Roman" w:hAnsi="Times New Roman"/>
-          <w:color w:val="000000"/>
-          <w:sz w:val="28"/>
-          <w:szCs w:val="28"/>
-          <w:lang w:val="ru-RU"/>
-        </w:rPr>
-        <w:t xml:space="preserve">как ввод нормируется (приводится к диапазону 0 1), а после обратно приводится к желанному виду, изменение диапазона выходных значений не влияет на работу и не ограничивает нас в выборе функции активации выходного слоя. Скрытый слой используется для нелинейного преобразования входных данных, что позволяет разделить точки </w:t>
+        <w:t xml:space="preserve">Однослойный персептрон не смог достигнуть удовлетворительного значения ошибки так как задаче линейно неразделима. Многослойный пермептрон достиг заданного значения ошибки за 3535 эпох и имеет 100% точность на обучающих примерах. Так как ввод нормируется (приводится к диапазону 0 1), а после обратно приводится к желанному виду, изменение диапазона выходных значений не влияет на работу и не ограничивает нас в выборе функции активации выходного слоя. Скрытый слой используется для нелинейного преобразования входных данных, что позволяет разделить точки </w:t>
       </w:r>
       <w:r>
         <w:rPr>
@@ -15049,7 +15033,7 @@
     <w:pPr>
       <w:widowControl/>
       <w:suppressAutoHyphens w:val="true"/>
-      <w:overflowPunct w:val="true"/>
+      <w:overflowPunct w:val="false"/>
       <w:bidi w:val="0"/>
       <w:spacing w:lineRule="auto" w:line="276" w:before="0" w:after="0"/>
       <w:jc w:val="start"/>
@@ -15421,14 +15405,14 @@
       <w:bCs/>
     </w:rPr>
   </w:style>
-  <w:style w:type="character" w:styleId="user">
-    <w:name w:val="Исходный текст (user)"/>
+  <w:style w:type="character" w:styleId="Style8">
+    <w:name w:val="Исходный текст"/>
     <w:qFormat/>
     <w:rPr>
       <w:rFonts w:ascii="Liberation Mono" w:hAnsi="Liberation Mono" w:eastAsia="Liberation Mono" w:cs="Liberation Mono"/>
     </w:rPr>
   </w:style>
-  <w:style w:type="paragraph" w:styleId="Style8">
+  <w:style w:type="paragraph" w:styleId="Style9">
     <w:name w:val="Заголовок"/>
     <w:basedOn w:val="Normal"/>
     <w:next w:val="BodyText"/>
@@ -15475,7 +15459,7 @@
       <w:szCs w:val="24"/>
     </w:rPr>
   </w:style>
-  <w:style w:type="paragraph" w:styleId="Style9">
+  <w:style w:type="paragraph" w:styleId="Style10">
     <w:name w:val="Указатель"/>
     <w:basedOn w:val="Normal"/>
     <w:qFormat/>
@@ -15486,7 +15470,7 @@
       <w:rFonts w:cs="Arial"/>
     </w:rPr>
   </w:style>
-  <w:style w:type="paragraph" w:styleId="user1">
+  <w:style w:type="paragraph" w:styleId="user">
     <w:name w:val="Заголовок (user)"/>
     <w:basedOn w:val="Normal"/>
     <w:next w:val="BodyText"/>
@@ -15501,7 +15485,7 @@
       <w:szCs w:val="28"/>
     </w:rPr>
   </w:style>
-  <w:style w:type="paragraph" w:styleId="user2">
+  <w:style w:type="paragraph" w:styleId="user1">
     <w:name w:val="Указатель (user)"/>
     <w:basedOn w:val="Normal"/>
     <w:qFormat/>
@@ -15642,8 +15626,8 @@
       <w:lang w:eastAsia="ru-RU"/>
     </w:rPr>
   </w:style>
-  <w:style w:type="paragraph" w:styleId="user3">
-    <w:name w:val="Текст в заданном формате (user)"/>
+  <w:style w:type="paragraph" w:styleId="Style11">
+    <w:name w:val="Текст в заданном формате"/>
     <w:basedOn w:val="Normal"/>
     <w:qFormat/>
     <w:pPr>
@@ -15655,8 +15639,8 @@
       <w:szCs w:val="20"/>
     </w:rPr>
   </w:style>
-  <w:style w:type="numbering" w:styleId="user4">
-    <w:name w:val="Без списка (user)"/>
+  <w:style w:type="numbering" w:styleId="Style12">
+    <w:name w:val="Без списка"/>
     <w:qFormat/>
   </w:style>
 </w:styles>
